--- a/sem1/lab1-2025-16-18/RIS-25-2B-Ilinov-2025.12.17-otchet.docx
+++ b/sem1/lab1-2025-16-18/RIS-25-2B-Ilinov-2025.12.17-otchet.docx
@@ -402,14 +402,25 @@
           <w:lang w:val="ru-RU"/>
         </w:rPr>
       </w:pPr>
-      <w:r>
-        <w:rPr>
-          <w:rFonts w:ascii="Times New Roman" w:hAnsi="Times New Roman" w:cs="Times New Roman"/>
-          <w:sz w:val="28"/>
-          <w:szCs w:val="28"/>
-          <w:lang w:val="ru-RU"/>
-        </w:rPr>
-        <w:t>Ильинов Фёдор Михайлович</w:t>
+      <w:proofErr w:type="spellStart"/>
+      <w:r>
+        <w:rPr>
+          <w:rFonts w:ascii="Times New Roman" w:hAnsi="Times New Roman" w:cs="Times New Roman"/>
+          <w:sz w:val="28"/>
+          <w:szCs w:val="28"/>
+          <w:lang w:val="ru-RU"/>
+        </w:rPr>
+        <w:t>Ильинов</w:t>
+      </w:r>
+      <w:proofErr w:type="spellEnd"/>
+      <w:r>
+        <w:rPr>
+          <w:rFonts w:ascii="Times New Roman" w:hAnsi="Times New Roman" w:cs="Times New Roman"/>
+          <w:sz w:val="28"/>
+          <w:szCs w:val="28"/>
+          <w:lang w:val="ru-RU"/>
+        </w:rPr>
+        <w:t xml:space="preserve"> Фёдор Михайлович</w:t>
       </w:r>
     </w:p>
     <w:p>
@@ -544,7 +555,63 @@
           <w:szCs w:val="28"/>
           <w:lang w:val="ru-RU"/>
         </w:rPr>
-        <w:t xml:space="preserve"> методом половинного деления</w:t>
+        <w:t xml:space="preserve"> </w:t>
+      </w:r>
+      <w:proofErr w:type="spellStart"/>
+      <w:r>
+        <w:rPr>
+          <w:rFonts w:ascii="Times New Roman" w:hAnsi="Times New Roman" w:cs="Times New Roman"/>
+          <w:sz w:val="28"/>
+          <w:szCs w:val="28"/>
+          <w:lang w:val="ru-RU"/>
+        </w:rPr>
+        <w:t>методом</w:t>
+      </w:r>
+      <w:r>
+        <w:rPr>
+          <w:rFonts w:ascii="Times New Roman" w:hAnsi="Times New Roman" w:cs="Times New Roman"/>
+          <w:sz w:val="28"/>
+          <w:szCs w:val="28"/>
+          <w:lang w:val="ru-RU"/>
+        </w:rPr>
+        <w:t>ами</w:t>
+      </w:r>
+      <w:proofErr w:type="spellEnd"/>
+      <w:r>
+        <w:rPr>
+          <w:rFonts w:ascii="Times New Roman" w:hAnsi="Times New Roman" w:cs="Times New Roman"/>
+          <w:sz w:val="28"/>
+          <w:szCs w:val="28"/>
+          <w:lang w:val="ru-RU"/>
+        </w:rPr>
+        <w:t xml:space="preserve"> </w:t>
+      </w:r>
+      <w:r>
+        <w:rPr>
+          <w:rFonts w:ascii="Times New Roman" w:hAnsi="Times New Roman" w:cs="Times New Roman"/>
+          <w:sz w:val="28"/>
+          <w:szCs w:val="28"/>
+          <w:lang w:val="ru-RU"/>
+        </w:rPr>
+        <w:t xml:space="preserve">Ньютона, </w:t>
+      </w:r>
+      <w:r>
+        <w:rPr>
+          <w:rFonts w:ascii="Times New Roman" w:hAnsi="Times New Roman" w:cs="Times New Roman"/>
+          <w:sz w:val="28"/>
+          <w:szCs w:val="28"/>
+          <w:lang w:val="ru-RU"/>
+        </w:rPr>
+        <w:t>половинного деления</w:t>
+      </w:r>
+      <w:r>
+        <w:rPr>
+          <w:rFonts w:ascii="Times New Roman" w:hAnsi="Times New Roman" w:cs="Times New Roman"/>
+          <w:sz w:val="28"/>
+          <w:szCs w:val="28"/>
+          <w:lang w:val="ru-RU"/>
+        </w:rPr>
+        <w:t xml:space="preserve"> и итерационным методом</w:t>
       </w:r>
       <w:r>
         <w:rPr>
@@ -576,16 +643,7 @@
               <w:szCs w:val="28"/>
               <w:lang w:val="ru-RU"/>
             </w:rPr>
-            <m:t>x-2+</m:t>
-          </m:r>
-          <m:r>
-            <w:rPr>
-              <w:rFonts w:ascii="Cambria Math" w:hAnsi="Cambria Math" w:cs="Times New Roman"/>
-              <w:sz w:val="28"/>
-              <w:szCs w:val="28"/>
-              <w:lang w:val="ru-RU"/>
-            </w:rPr>
-            <m:t xml:space="preserve">sin </m:t>
+            <m:t xml:space="preserve">x-2+sin </m:t>
           </m:r>
           <m:f>
             <m:fPr>
@@ -661,6 +719,7 @@
           <w:iCs/>
           <w:sz w:val="28"/>
           <w:szCs w:val="28"/>
+          <w:lang w:val="ru-RU"/>
         </w:rPr>
         <w:t>[1; 2]</w:t>
       </w:r>
@@ -729,6 +788,16 @@
         </w:rPr>
         <w:t>АНАЛИЗ РЕШЕНИЯ</w:t>
       </w:r>
+      <w:r>
+        <w:rPr>
+          <w:rFonts w:ascii="Times New Roman" w:hAnsi="Times New Roman" w:cs="Times New Roman"/>
+          <w:iCs/>
+          <w:sz w:val="28"/>
+          <w:szCs w:val="28"/>
+          <w:lang w:val="ru-RU"/>
+        </w:rPr>
+        <w:t xml:space="preserve"> ПОЛОВИННЫМ ДЕЛЕНИЕМ</w:t>
+      </w:r>
     </w:p>
     <w:p>
       <w:pPr>
@@ -1432,6 +1501,7 @@
         </w:rPr>
         <w:t xml:space="preserve"> но на каждом шагу сравниваются два соседних |x</w:t>
       </w:r>
+      <w:proofErr w:type="spellStart"/>
       <w:r>
         <w:rPr>
           <w:rFonts w:ascii="Times New Roman" w:hAnsi="Times New Roman" w:cs="Times New Roman"/>
@@ -1442,6 +1512,7 @@
         </w:rPr>
         <w:t>i</w:t>
       </w:r>
+      <w:proofErr w:type="spellEnd"/>
       <w:r>
         <w:rPr>
           <w:rFonts w:ascii="Times New Roman" w:hAnsi="Times New Roman" w:cs="Times New Roman"/>
@@ -1472,6 +1543,7 @@
         </w:rPr>
         <w:t xml:space="preserve"> x</w:t>
       </w:r>
+      <w:proofErr w:type="spellStart"/>
       <w:r>
         <w:rPr>
           <w:rFonts w:ascii="Times New Roman" w:hAnsi="Times New Roman" w:cs="Times New Roman"/>
@@ -1482,6 +1554,7 @@
         </w:rPr>
         <w:t>i</w:t>
       </w:r>
+      <w:proofErr w:type="spellEnd"/>
       <w:r>
         <w:rPr>
           <w:rFonts w:ascii="Times New Roman" w:hAnsi="Times New Roman" w:cs="Times New Roman"/>
@@ -1564,6 +1637,7 @@
         </w:rPr>
         <w:t>, и при |x</w:t>
       </w:r>
+      <w:proofErr w:type="spellStart"/>
       <w:r>
         <w:rPr>
           <w:rFonts w:ascii="Times New Roman" w:hAnsi="Times New Roman" w:cs="Times New Roman"/>
@@ -1574,6 +1648,7 @@
         </w:rPr>
         <w:t>i</w:t>
       </w:r>
+      <w:proofErr w:type="spellEnd"/>
       <w:r>
         <w:rPr>
           <w:rFonts w:ascii="Times New Roman" w:hAnsi="Times New Roman" w:cs="Times New Roman"/>
@@ -1584,6 +1659,7 @@
         </w:rPr>
         <w:t>- x</w:t>
       </w:r>
+      <w:proofErr w:type="spellStart"/>
       <w:r>
         <w:rPr>
           <w:rFonts w:ascii="Times New Roman" w:hAnsi="Times New Roman" w:cs="Times New Roman"/>
@@ -1594,6 +1670,7 @@
         </w:rPr>
         <w:t>i</w:t>
       </w:r>
+      <w:proofErr w:type="spellEnd"/>
       <w:r>
         <w:rPr>
           <w:rFonts w:ascii="Times New Roman" w:hAnsi="Times New Roman" w:cs="Times New Roman"/>
@@ -1706,6 +1783,7 @@
         </w:rPr>
         <w:t>x</w:t>
       </w:r>
+      <w:proofErr w:type="spellStart"/>
       <w:r>
         <w:rPr>
           <w:rFonts w:ascii="Times New Roman" w:hAnsi="Times New Roman" w:cs="Times New Roman"/>
@@ -1716,6 +1794,7 @@
         </w:rPr>
         <w:t>i</w:t>
       </w:r>
+      <w:proofErr w:type="spellEnd"/>
       <w:r>
         <w:rPr>
           <w:rFonts w:ascii="Times New Roman" w:hAnsi="Times New Roman" w:cs="Times New Roman"/>
@@ -1991,7 +2070,6 @@
           <w:iCs/>
           <w:sz w:val="28"/>
           <w:szCs w:val="28"/>
-          <w:lang w:val="ru-RU"/>
         </w:rPr>
       </w:pPr>
       <w:r>
@@ -2042,12 +2120,26 @@
         <w:rPr>
           <w:color w:val="067D17"/>
         </w:rPr>
-        <w:t>&lt;cmath&gt;</w:t>
-      </w:r>
+        <w:t>&lt;</w:t>
+      </w:r>
+      <w:proofErr w:type="spellStart"/>
       <w:r>
         <w:rPr>
           <w:color w:val="067D17"/>
         </w:rPr>
+        <w:t>cmath</w:t>
+      </w:r>
+      <w:proofErr w:type="spellEnd"/>
+      <w:r>
+        <w:rPr>
+          <w:color w:val="067D17"/>
+        </w:rPr>
+        <w:t>&gt;</w:t>
+      </w:r>
+      <w:r>
+        <w:rPr>
+          <w:color w:val="067D17"/>
+        </w:rPr>
         <w:br/>
       </w:r>
       <w:r>
@@ -2060,7 +2152,21 @@
         <w:rPr>
           <w:color w:val="067D17"/>
         </w:rPr>
-        <w:t>&lt;iomanip&gt;</w:t>
+        <w:t>&lt;</w:t>
+      </w:r>
+      <w:proofErr w:type="spellStart"/>
+      <w:r>
+        <w:rPr>
+          <w:color w:val="067D17"/>
+        </w:rPr>
+        <w:t>iomanip</w:t>
+      </w:r>
+      <w:proofErr w:type="spellEnd"/>
+      <w:r>
+        <w:rPr>
+          <w:color w:val="067D17"/>
+        </w:rPr>
+        <w:t>&gt;</w:t>
       </w:r>
       <w:r>
         <w:rPr>
@@ -2388,6 +2494,7 @@
         </w:rPr>
         <w:t xml:space="preserve">int </w:t>
       </w:r>
+      <w:proofErr w:type="gramStart"/>
       <w:r>
         <w:rPr>
           <w:color w:val="00627A"/>
@@ -2398,7 +2505,14 @@
         <w:rPr>
           <w:color w:val="080808"/>
         </w:rPr>
-        <w:t>() {</w:t>
+        <w:t>(</w:t>
+      </w:r>
+      <w:proofErr w:type="gramEnd"/>
+      <w:r>
+        <w:rPr>
+          <w:color w:val="080808"/>
+        </w:rPr>
+        <w:t>) {</w:t>
       </w:r>
       <w:r>
         <w:rPr>
@@ -2697,18 +2811,34 @@
         <w:br/>
         <w:t xml:space="preserve">    </w:t>
       </w:r>
+      <w:proofErr w:type="spellStart"/>
       <w:r>
         <w:rPr>
           <w:color w:val="000000"/>
         </w:rPr>
-        <w:t xml:space="preserve">cout </w:t>
+        <w:t>cout</w:t>
+      </w:r>
+      <w:proofErr w:type="spellEnd"/>
+      <w:r>
+        <w:rPr>
+          <w:color w:val="000000"/>
+        </w:rPr>
+        <w:t xml:space="preserve"> </w:t>
       </w:r>
       <w:r>
         <w:rPr>
           <w:color w:val="00627A"/>
         </w:rPr>
-        <w:t>&lt;&lt; setprecision</w:t>
-      </w:r>
+        <w:t xml:space="preserve">&lt;&lt; </w:t>
+      </w:r>
+      <w:proofErr w:type="spellStart"/>
+      <w:r>
+        <w:rPr>
+          <w:color w:val="00627A"/>
+        </w:rPr>
+        <w:t>setprecision</w:t>
+      </w:r>
+      <w:proofErr w:type="spellEnd"/>
       <w:r>
         <w:rPr>
           <w:color w:val="080808"/>
@@ -2813,6 +2943,7 @@
         <w:rPr>
           <w:rFonts w:ascii="Times New Roman" w:hAnsi="Times New Roman" w:cs="Times New Roman"/>
           <w:iCs/>
+          <w:noProof/>
           <w:sz w:val="28"/>
           <w:szCs w:val="28"/>
           <w:lang w:val="ru-RU"/>
